--- a/templates/exercise-template-ex5.docx
+++ b/templates/exercise-template-ex5.docx
@@ -129,6 +129,38 @@
       <w:r>
         <w:t xml:space="preserve">energy of -24.608 Hartrees (</w:t>
       </w:r>
+      <w:hyperlink r:id="rId9">
+        <w:r>
+          <w:rPr>
+            <w:rStyle w:val="Hyperlink"/>
+          </w:rPr>
+          <w:t xml:space="preserve">Schaefer III, Henry F., and Frank E. Harris.</w:t>
+        </w:r>
+        <w:r>
+          <w:rPr>
+            <w:rStyle w:val="Hyperlink"/>
+          </w:rPr>
+          <w:t xml:space="preserve"> </w:t>
+        </w:r>
+        <w:r>
+          <w:rPr>
+            <w:rStyle w:val="Hyperlink"/>
+          </w:rPr>
+          <w:t xml:space="preserve">“Electronic Structure of Atomic Boron.”</w:t>
+        </w:r>
+        <w:r>
+          <w:rPr>
+            <w:rStyle w:val="Hyperlink"/>
+          </w:rPr>
+          <w:t xml:space="preserve"> </w:t>
+        </w:r>
+        <w:r>
+          <w:rPr>
+            <w:rStyle w:val="Hyperlink"/>
+          </w:rPr>
+          <w:t xml:space="preserve">Physical Review 167.1 (1968): 67</w:t>
+        </w:r>
+      </w:hyperlink>
       <w:r>
         <w:t xml:space="preserve">).</w:t>
       </w:r>
